--- a/public/templates/cerere_incetare_cim_art_55_b_MXA_WITH_PLACEHOLDERS.docx
+++ b/public/templates/cerere_incetare_cim_art_55_b_MXA_WITH_PLACEHOLDERS.docx
@@ -111,7 +111,30 @@
           <w:sz w:val="22"/>
           <w:shd w:fill="auto" w:val="clear"/>
         </w:rPr>
-        <w:t xml:space="preserve">Subsemnatul {{employee_name}}, angajat la firma {{company_name}} in functia de CURIER , va rog sa imi aprobati cererea de incetare a contractului de munca cf art 55 lit b incepand cu data de {{termination_date}} . </w:t>
+        <w:t xml:space="preserve">Subsemnatul {{employee_name_worker_field}}, angajat la firma {{company_name_company_field}} in functia de {{worker_position_worker_field}} , va rog sa imi aprobati cererea de incetare a contractului de munca cf art 55 lit b incepand cu data de </w:t>
+      </w:r>
+      <w:r>
+        <w:rPr>
+          <w:rFonts w:ascii="Calibri" w:hAnsi="Calibri" w:cs="Calibri" w:eastAsia="Calibri"/>
+          <w:b/>
+          <w:color w:val="000000"/>
+          <w:spacing w:val="0"/>
+          <w:position w:val="0"/>
+          <w:sz w:val="20"/>
+          <w:shd w:fill="FFFFFF" w:val="clear"/>
+        </w:rPr>
+        <w:t xml:space="preserve">______________</w:t>
+      </w:r>
+      <w:r>
+        <w:rPr>
+          <w:rFonts w:ascii="Calibri" w:hAnsi="Calibri" w:cs="Calibri" w:eastAsia="Calibri"/>
+          <w:color w:val="auto"/>
+          <w:spacing w:val="0"/>
+          <w:position w:val="0"/>
+          <w:sz w:val="22"/>
+          <w:shd w:fill="auto" w:val="clear"/>
+        </w:rPr>
+        <w:t xml:space="preserve">. </w:t>
       </w:r>
     </w:p>
     <w:p>
@@ -152,14 +175,47 @@
           <w:sz w:val="22"/>
           <w:shd w:fill="auto" w:val="clear"/>
         </w:rPr>
-        <w:t xml:space="preserve">Data: {{document_date}}</w:t>
-        <w:tab/>
-        <w:tab/>
-        <w:tab/>
-        <w:tab/>
-        <w:tab/>
-        <w:tab/>
-        <w:t xml:space="preserve">Semnatura: </w:t>
+        <w:t xml:space="preserve">Data </w:t>
+      </w:r>
+      <w:r>
+        <w:rPr>
+          <w:rFonts w:ascii="Calibri" w:hAnsi="Calibri" w:cs="Calibri" w:eastAsia="Calibri"/>
+          <w:b/>
+          <w:color w:val="000000"/>
+          <w:spacing w:val="0"/>
+          <w:position w:val="0"/>
+          <w:sz w:val="20"/>
+          <w:shd w:fill="FFFFFF" w:val="clear"/>
+        </w:rPr>
+        <w:t xml:space="preserve">______________</w:t>
+      </w:r>
+      <w:r>
+        <w:rPr>
+          <w:rFonts w:ascii="Calibri" w:hAnsi="Calibri" w:cs="Calibri" w:eastAsia="Calibri"/>
+          <w:color w:val="auto"/>
+          <w:spacing w:val="0"/>
+          <w:position w:val="0"/>
+          <w:sz w:val="22"/>
+          <w:shd w:fill="auto" w:val="clear"/>
+        </w:rPr>
+        <w:tab/>
+        <w:tab/>
+        <w:tab/>
+        <w:tab/>
+        <w:tab/>
+        <w:t xml:space="preserve">Semnatura </w:t>
+      </w:r>
+      <w:r>
+        <w:rPr>
+          <w:rFonts w:ascii="Calibri" w:hAnsi="Calibri" w:cs="Calibri" w:eastAsia="Calibri"/>
+          <w:b/>
+          <w:color w:val="000000"/>
+          <w:spacing w:val="0"/>
+          <w:position w:val="0"/>
+          <w:sz w:val="20"/>
+          <w:shd w:fill="FFFFFF" w:val="clear"/>
+        </w:rPr>
+        <w:t xml:space="preserve">______________</w:t>
       </w:r>
     </w:p>
     <w:p>
